--- a/Todd_Jones_Resume.docx
+++ b/Todd_Jones_Resume.docx
@@ -66,7 +66,7 @@
         <w:spacing w:after="80"/>
       </w:pPr>
       <w:r>
-        <w:t>Engineering leader who builds the foundational platform services other teams depend on. I currently lead two teams at Mercury – Backend Developer Experience and Release Engineering – delivering distributed build systems, CI/CD platforms, and developer tooling to more than 300 engineers. Across my career I have owned shared services and internal platforms serving 200–300+ engineers, grown and mentored high-performing teams, and driven organization-wide adoption of AI and LLM-assisted development. My expertise spans distributed systems architecture, Kubernetes, CI/CD, observability and distributed tracing, DORA metrics, and secure software delivery. I care most about building platforms that other teams actively choose to build on, and about helping engineers understand and own the business impact of their work.</w:t>
+        <w:t>Engineering leader who builds the foundational platform services other teams depend on. I currently lead two teams at Mercury, Backend Developer Experience and Release Engineering, delivering distributed build systems, CI/CD platforms, and developer tooling to more than 300 engineers. Across my career I have owned shared services and internal platforms serving 200 to 300+ engineers, grown and mentored high-performing teams, and driven organization-wide adoption of AI and LLM-assisted development. My expertise spans distributed systems architecture, Kubernetes, CI/CD, observability and distributed tracing, DORA metrics, and secure software delivery. I care most about building platforms that other teams actively choose to build on, and about helping engineers understand and own the business impact of their work.</w:t>
       </w:r>
     </w:p>
     <w:p>
@@ -244,7 +244,7 @@
         <w:rPr>
           <w:sz w:val="21"/>
         </w:rPr>
-        <w:t>Lead two teams – Backend Developer Experience and Release Engineering – owning the build, test, and release platforms that over 300 backend engineers depend on every day.</w:t>
+        <w:t>Lead two teams, Backend Developer Experience and Release Engineering, owning the build, test, and release platforms that over 300 backend engineers depend on every day.</w:t>
       </w:r>
     </w:p>
     <w:p>
@@ -562,7 +562,7 @@
         <w:rPr>
           <w:sz w:val="21"/>
         </w:rPr>
-        <w:t>Designed and developed internal tools critical to F5 product development and testing, including a test result reporting site, a centralized logging system, and a big data reporting web app – built on JavaScript/TypeScript services with AngularJS front ends, later migrating toward React.</w:t>
+        <w:t>Designed and developed internal tools critical to F5 product development and testing, including a test result reporting site, a centralized logging system, and a big data reporting web app, built on JavaScript/TypeScript services with AngularJS front ends, later migrating toward React.</w:t>
       </w:r>
     </w:p>
     <w:p>

--- a/Todd_Jones_Resume.docx
+++ b/Todd_Jones_Resume.docx
@@ -21,7 +21,7 @@
           <w:color w:val="555555"/>
           <w:sz w:val="26"/>
         </w:rPr>
-        <w:t>Senior Engineering Manager</w:t>
+        <w:t>Senior Engineering Manager · Developer Platform &amp; Engineering Productivity</w:t>
       </w:r>
     </w:p>
     <w:p>
@@ -66,7 +66,7 @@
         <w:spacing w:after="80"/>
       </w:pPr>
       <w:r>
-        <w:t>Engineering leader who builds the foundational platform services other teams depend on. I currently lead two teams at Mercury, Backend Developer Experience and Release Engineering, delivering distributed build systems, CI/CD platforms, and developer tooling to more than 300 engineers. Across my career I have owned shared services and internal platforms serving 200 to 300+ engineers, grown and mentored high-performing teams, and driven organization-wide adoption of AI and LLM-assisted development. My expertise spans distributed systems architecture, Kubernetes, CI/CD, observability and distributed tracing, DORA metrics, and secure software delivery. I care most about building platforms that other teams actively choose to build on, and about helping engineers understand and own the business impact of their work.</w:t>
+        <w:t>Engineering leader who owns the platforms, tooling, and practices that the rest of engineering builds on. At Mercury I lead two teams, Backend Developer Experience and Release Engineering, covering build systems, CI/CD, test infrastructure, and release engineering for more than 300 backend engineers. I led the Buck2 migration that cut p50 build times in half, and I own the DORA metrics for backend delivery. Before Mercury I ran developer productivity and AI/ML tooling at F5, where I selected and rolled out GitHub Copilot to 200+ engineers and shipped AI code review and agentic code analysis services alongside a CI/CD observability platform. My focus is developer experience end to end: reducing friction from local development through production, standardizing the SDLC across teams, and measuring productivity well enough to direct where investment goes.</w:t>
       </w:r>
     </w:p>
     <w:p>
@@ -98,7 +98,7 @@
         <w:rPr>
           <w:sz w:val="21"/>
         </w:rPr>
-        <w:t>Managing multiple teams &amp; managers, hiring and team scaling, 1:1s and career growth planning, performance management, cross-functional roadmap ownership, technical planning &amp; design documents, mentoring, stakeholder communication</w:t>
+        <w:t>Leading multiple teams, senior engineers, and technical leads, hiring and team scaling, 1:1s and career growth planning, performance management, cross-functional roadmap ownership, technical planning &amp; design documents, mentoring, stakeholder communication</w:t>
       </w:r>
     </w:p>
     <w:p>
@@ -111,13 +111,32 @@
           <w:color w:val="1565C0"/>
           <w:sz w:val="21"/>
         </w:rPr>
-        <w:t xml:space="preserve">Platform &amp; Infra: </w:t>
+        <w:t xml:space="preserve">Developer Platform: </w:t>
       </w:r>
       <w:r>
         <w:rPr>
           <w:sz w:val="21"/>
         </w:rPr>
-        <w:t>Kubernetes, service mesh, CI/CD, distributed build systems (Buck2, Bazel-style), observability, distributed tracing, DORA metrics, alerting &amp; SLOs, cloud infrastructure</w:t>
+        <w:t>CI/CD and release engineering, distributed build systems (Buck2, Bazel-style), test infrastructure and frameworks, developer productivity tooling, DORA metrics, observability and distributed tracing, alerting &amp; SLOs</w:t>
+      </w:r>
+    </w:p>
+    <w:p>
+      <w:pPr>
+        <w:spacing w:after="40"/>
+      </w:pPr>
+      <w:r>
+        <w:rPr>
+          <w:b/>
+          <w:color w:val="1565C0"/>
+          <w:sz w:val="21"/>
+        </w:rPr>
+        <w:t xml:space="preserve">Infrastructure: </w:t>
+      </w:r>
+      <w:r>
+        <w:rPr>
+          <w:sz w:val="21"/>
+        </w:rPr>
+        <w:t>Kubernetes, service mesh, cloud infrastructure</w:t>
       </w:r>
     </w:p>
     <w:p>
@@ -136,7 +155,7 @@
         <w:rPr>
           <w:sz w:val="21"/>
         </w:rPr>
-        <w:t>LLM-assisted development, AI coding assistant rollout and enablement, retrieval-augmented generation (RAG), AI agents, ML-based test and log analysis</w:t>
+        <w:t>LLM-assisted development, AI coding assistant rollout and enablement, agentic workflows, retrieval-augmented generation (RAG), ML-based test and log analysis, responsible-use guidance</w:t>
       </w:r>
     </w:p>
     <w:p>
@@ -244,7 +263,7 @@
         <w:rPr>
           <w:sz w:val="21"/>
         </w:rPr>
-        <w:t>Lead two teams, Backend Developer Experience and Release Engineering, owning the build, test, and release platforms that over 300 backend engineers depend on every day.</w:t>
+        <w:t>Lead two teams, Backend Developer Experience and Release Engineering, owning the build, test, and release platforms that over 300 backend engineers depend on every day. Both teams are senior by design, with engineers acting as technical leads for their own areas of the platform.</w:t>
       </w:r>
     </w:p>
     <w:p>
@@ -256,7 +275,7 @@
         <w:rPr>
           <w:sz w:val="21"/>
         </w:rPr>
-        <w:t>Led the migration to Buck2, delivering a fully distributed build system to over 300 engineers and cutting p50 build times by 50%, with a tracked target of 75% by the end of 2026.</w:t>
+        <w:t>Led the migration to Buck2, an org-wide build system transformation delivering a fully distributed build to over 300 engineers, cutting p50 build times by 50% with a tracked target of 75% by the end of 2026.</w:t>
       </w:r>
     </w:p>
     <w:p>
@@ -292,7 +311,7 @@
         <w:rPr>
           <w:sz w:val="21"/>
         </w:rPr>
-        <w:t>Maintain the test framework powering all backend unit tests.</w:t>
+        <w:t>Own the test infrastructure and framework powering all backend unit tests.</w:t>
       </w:r>
     </w:p>
     <w:p>

--- a/Todd_Jones_Resume.docx
+++ b/Todd_Jones_Resume.docx
@@ -117,7 +117,7 @@
         <w:rPr>
           <w:sz w:val="21"/>
         </w:rPr>
-        <w:t>CI/CD and release engineering, distributed build systems (Buck2, Bazel-style), test infrastructure and frameworks, developer productivity tooling, DORA metrics, observability and distributed tracing, alerting &amp; SLOs</w:t>
+        <w:t>CI/CD and release engineering (GitHub Actions, GitLab CI), distributed build systems (Buck2, Bazel-style), test infrastructure and frameworks, internal developer portals, progressive delivery (canary, blue/green), developer productivity tooling, DORA metrics, observability and distributed tracing, alerting &amp; SLOs</w:t>
       </w:r>
     </w:p>
     <w:p>
@@ -136,7 +136,7 @@
         <w:rPr>
           <w:sz w:val="21"/>
         </w:rPr>
-        <w:t>Kubernetes, service mesh, cloud infrastructure</w:t>
+        <w:t>Kubernetes, AWS, Azure, service mesh, cloud infrastructure</w:t>
       </w:r>
     </w:p>
     <w:p>
@@ -264,6 +264,18 @@
           <w:sz w:val="21"/>
         </w:rPr>
         <w:t>Lead two teams, Backend Developer Experience and Release Engineering, owning the build, test, and release platforms that over 300 backend engineers depend on every day. Both teams are senior by design, with engineers acting as technical leads for their own areas of the platform.</w:t>
+      </w:r>
+    </w:p>
+    <w:p>
+      <w:pPr>
+        <w:pStyle w:val="ListBullet"/>
+        <w:spacing w:after="40"/>
+      </w:pPr>
+      <w:r>
+        <w:rPr>
+          <w:sz w:val="21"/>
+        </w:rPr>
+        <w:t>Mentor new and aspiring managers through the manager-in-training program, meeting regularly with several managers outside my own reporting line.</w:t>
       </w:r>
     </w:p>
     <w:p>

--- a/Todd_Jones_Resume.docx
+++ b/Todd_Jones_Resume.docx
@@ -117,7 +117,7 @@
         <w:rPr>
           <w:sz w:val="21"/>
         </w:rPr>
-        <w:t>CI/CD and release engineering (GitHub Actions, GitLab CI), distributed build systems (Buck2, Bazel-style), test infrastructure and frameworks, internal developer portals, progressive delivery (canary, blue/green), developer productivity tooling, DORA metrics, observability and distributed tracing, alerting &amp; SLOs</w:t>
+        <w:t>CI/CD and release engineering (GitHub Actions, GitLab CI), distributed build systems (Buck2, Bazel-style), test infrastructure and frameworks, progressive delivery (canary, blue/green), developer productivity tooling, DORA metrics, observability and distributed tracing, alerting &amp; SLOs</w:t>
       </w:r>
     </w:p>
     <w:p>

--- a/Todd_Jones_Resume.docx
+++ b/Todd_Jones_Resume.docx
@@ -275,7 +275,7 @@
         <w:rPr>
           <w:sz w:val="21"/>
         </w:rPr>
-        <w:t>Mentor new and aspiring managers through the manager-in-training program, meeting regularly with several managers outside my own reporting line.</w:t>
+        <w:t>Mentor several new and aspiring managers outside my own reporting line, meeting with them regularly.</w:t>
       </w:r>
     </w:p>
     <w:p>
